--- a/Files/UNIDAD II/Proyecto de Tesis_Beterraga_JCA.docx
+++ b/Files/UNIDAD II/Proyecto de Tesis_Beterraga_JCA.docx
@@ -930,7 +930,25 @@
             <w:sz w:val="24"/>
             <w:szCs w:val="24"/>
           </w:rPr>
-          <w:t>(Frese et al., 2001)</w:t>
+          <w:t>(Frese et </w:t>
+        </w:r>
+        <w:proofErr w:type="spellStart"/>
+        <w:r>
+          <w:rPr>
+            <w:rFonts w:ascii="Times New Roman" w:eastAsia="Times New Roman" w:hAnsi="Times New Roman" w:cs="Times New Roman"/>
+            <w:sz w:val="24"/>
+            <w:szCs w:val="24"/>
+          </w:rPr>
+          <w:t>al</w:t>
+        </w:r>
+        <w:proofErr w:type="spellEnd"/>
+        <w:r>
+          <w:rPr>
+            <w:rFonts w:ascii="Times New Roman" w:eastAsia="Times New Roman" w:hAnsi="Times New Roman" w:cs="Times New Roman"/>
+            <w:sz w:val="24"/>
+            <w:szCs w:val="24"/>
+          </w:rPr>
+          <w:t>., 2001)</w:t>
         </w:r>
       </w:hyperlink>
       <w:r>
@@ -959,9 +977,47 @@
           <w:sz w:val="24"/>
           <w:szCs w:val="24"/>
         </w:rPr>
+        <w:t xml:space="preserve">La remolacha generalmente necesita entre 3 000 y 6 500 m³ de agua por hectárea, según la época de siembra y el tipo de suelo donde se cultive. El riego debe aplicarse cada 10 a 12 días, considerando la etapa del cultivo y la presencia de lluvias. No obstante, algunos expertos sugieren que los riegos deben ser frecuentes, pero con volúmenes moderados, ya que el exceso de agua puede generar problemas en el desarrollo del cultivo </w:t>
+      </w:r>
+      <w:hyperlink r:id="rId12">
+        <w:r>
+          <w:rPr>
+            <w:rFonts w:ascii="Times New Roman" w:eastAsia="Times New Roman" w:hAnsi="Times New Roman" w:cs="Times New Roman"/>
+            <w:sz w:val="24"/>
+            <w:szCs w:val="24"/>
+          </w:rPr>
+          <w:t>(FAO, 2006)</w:t>
+        </w:r>
+      </w:hyperlink>
+      <w:r>
+        <w:rPr>
+          <w:rFonts w:ascii="Times New Roman" w:eastAsia="Times New Roman" w:hAnsi="Times New Roman" w:cs="Times New Roman"/>
+          <w:sz w:val="24"/>
+          <w:szCs w:val="24"/>
+        </w:rPr>
+        <w:t>.</w:t>
+      </w:r>
+    </w:p>
+    <w:p>
+      <w:pPr>
+        <w:spacing w:line="360" w:lineRule="auto"/>
+        <w:ind w:left="360"/>
+        <w:jc w:val="both"/>
+        <w:rPr>
+          <w:rFonts w:ascii="Times New Roman" w:eastAsia="Times New Roman" w:hAnsi="Times New Roman" w:cs="Times New Roman"/>
+          <w:sz w:val="24"/>
+          <w:szCs w:val="24"/>
+        </w:rPr>
+      </w:pPr>
+      <w:r>
+        <w:rPr>
+          <w:rFonts w:ascii="Times New Roman" w:eastAsia="Times New Roman" w:hAnsi="Times New Roman" w:cs="Times New Roman"/>
+          <w:sz w:val="24"/>
+          <w:szCs w:val="24"/>
+        </w:rPr>
         <w:t xml:space="preserve">La investigación señala que la remolacha necesita alrededor de 20 l/m² de agua durante su etapa inicial, siendo crucial el riego frecuente en los primeros 20 días tras la siembra para evitar la pérdida de semillas. El agua influye directamente en el peso y valor nutricional del cultivo, pero su manejo es complejo para los agricultores, ya que depende de factores como el tipo de suelo, el clima y la profundidad de las raíces </w:t>
       </w:r>
-      <w:hyperlink r:id="rId12">
+      <w:hyperlink r:id="rId13">
         <w:r>
           <w:rPr>
             <w:rFonts w:ascii="Times New Roman" w:eastAsia="Times New Roman" w:hAnsi="Times New Roman" w:cs="Times New Roman"/>
@@ -991,280 +1047,187 @@
           <w:szCs w:val="24"/>
         </w:rPr>
       </w:pPr>
-      <w:r>
-        <w:rPr>
-          <w:rFonts w:ascii="Times New Roman" w:eastAsia="Times New Roman" w:hAnsi="Times New Roman" w:cs="Times New Roman"/>
-          <w:sz w:val="24"/>
-          <w:szCs w:val="24"/>
-        </w:rPr>
-        <w:t xml:space="preserve">La remolacha generalmente necesita entre 3 000 y 6 500 m³ de agua por hectárea, según la época de siembra y el tipo de suelo donde se cultive. El riego debe aplicarse cada 10 a 12 días, considerando la etapa del cultivo y la presencia de lluvias. No obstante, algunos expertos sugieren que los riegos deben ser </w:t>
-      </w:r>
-      <w:r>
-        <w:rPr>
-          <w:rFonts w:ascii="Times New Roman" w:eastAsia="Times New Roman" w:hAnsi="Times New Roman" w:cs="Times New Roman"/>
-          <w:sz w:val="24"/>
-          <w:szCs w:val="24"/>
-        </w:rPr>
-        <w:t>frecuentes,</w:t>
-      </w:r>
-      <w:r>
-        <w:rPr>
-          <w:rFonts w:ascii="Times New Roman" w:eastAsia="Times New Roman" w:hAnsi="Times New Roman" w:cs="Times New Roman"/>
-          <w:sz w:val="24"/>
-          <w:szCs w:val="24"/>
-        </w:rPr>
-        <w:t xml:space="preserve"> pero con volúmenes moderados, ya que el exceso de agua puede generar problemas en el desarrollo del cultivo </w:t>
-      </w:r>
-      <w:hyperlink r:id="rId13">
-        <w:r>
-          <w:rPr>
-            <w:rFonts w:ascii="Times New Roman" w:eastAsia="Times New Roman" w:hAnsi="Times New Roman" w:cs="Times New Roman"/>
-            <w:sz w:val="24"/>
-            <w:szCs w:val="24"/>
-          </w:rPr>
-          <w:t>(FAO, 2006)</w:t>
-        </w:r>
-      </w:hyperlink>
-      <w:r>
-        <w:rPr>
-          <w:rFonts w:ascii="Times New Roman" w:eastAsia="Times New Roman" w:hAnsi="Times New Roman" w:cs="Times New Roman"/>
-          <w:sz w:val="24"/>
-          <w:szCs w:val="24"/>
-        </w:rPr>
-        <w:t>.</w:t>
-      </w:r>
-    </w:p>
-    <w:p>
-      <w:pPr>
-        <w:spacing w:line="360" w:lineRule="auto"/>
-        <w:ind w:left="360"/>
-        <w:jc w:val="both"/>
-        <w:rPr>
-          <w:rFonts w:ascii="Times New Roman" w:eastAsia="Times New Roman" w:hAnsi="Times New Roman" w:cs="Times New Roman"/>
-          <w:sz w:val="24"/>
-          <w:szCs w:val="24"/>
-        </w:rPr>
-      </w:pPr>
-      <w:r>
-        <w:rPr>
-          <w:rFonts w:ascii="Times New Roman" w:eastAsia="Times New Roman" w:hAnsi="Times New Roman" w:cs="Times New Roman"/>
-          <w:sz w:val="24"/>
-          <w:szCs w:val="24"/>
-          <w:highlight w:val="white"/>
-        </w:rPr>
-        <w:t xml:space="preserve">En América Latina se produce principalmente la variedad cruenta para consumo de mesa </w:t>
+      <w:proofErr w:type="gramStart"/>
+      <w:r>
+        <w:rPr>
+          <w:rFonts w:ascii="Times New Roman" w:eastAsia="Times New Roman" w:hAnsi="Times New Roman" w:cs="Times New Roman"/>
+          <w:sz w:val="24"/>
+          <w:szCs w:val="24"/>
+        </w:rPr>
+        <w:t>.En</w:t>
+      </w:r>
+      <w:proofErr w:type="gramEnd"/>
+      <w:r>
+        <w:rPr>
+          <w:rFonts w:ascii="Times New Roman" w:eastAsia="Times New Roman" w:hAnsi="Times New Roman" w:cs="Times New Roman"/>
+          <w:sz w:val="24"/>
+          <w:szCs w:val="24"/>
+        </w:rPr>
+        <w:t xml:space="preserve"> el país, la disponibilidad de cultivares comerciales de betarraga es limitada, y la información sobre estos es escasa, lo que dificulta una elección informada al momento de la siembra. Entre los cultivares más comunes se encuentran ‘</w:t>
+      </w:r>
+      <w:proofErr w:type="spellStart"/>
+      <w:r>
+        <w:rPr>
+          <w:rFonts w:ascii="Times New Roman" w:eastAsia="Times New Roman" w:hAnsi="Times New Roman" w:cs="Times New Roman"/>
+          <w:sz w:val="24"/>
+          <w:szCs w:val="24"/>
+        </w:rPr>
+        <w:t>Early</w:t>
+      </w:r>
+      <w:proofErr w:type="spellEnd"/>
+      <w:r>
+        <w:rPr>
+          <w:rFonts w:ascii="Times New Roman" w:eastAsia="Times New Roman" w:hAnsi="Times New Roman" w:cs="Times New Roman"/>
+          <w:sz w:val="24"/>
+          <w:szCs w:val="24"/>
+        </w:rPr>
+        <w:t xml:space="preserve"> Wonder </w:t>
+      </w:r>
+      <w:proofErr w:type="spellStart"/>
+      <w:r>
+        <w:rPr>
+          <w:rFonts w:ascii="Times New Roman" w:eastAsia="Times New Roman" w:hAnsi="Times New Roman" w:cs="Times New Roman"/>
+          <w:sz w:val="24"/>
+          <w:szCs w:val="24"/>
+        </w:rPr>
+        <w:t>Tall</w:t>
+      </w:r>
+      <w:proofErr w:type="spellEnd"/>
+      <w:r>
+        <w:rPr>
+          <w:rFonts w:ascii="Times New Roman" w:eastAsia="Times New Roman" w:hAnsi="Times New Roman" w:cs="Times New Roman"/>
+          <w:sz w:val="24"/>
+          <w:szCs w:val="24"/>
+        </w:rPr>
+        <w:t xml:space="preserve"> Top’ y ‘Detroit </w:t>
+      </w:r>
+      <w:proofErr w:type="spellStart"/>
+      <w:r>
+        <w:rPr>
+          <w:rFonts w:ascii="Times New Roman" w:eastAsia="Times New Roman" w:hAnsi="Times New Roman" w:cs="Times New Roman"/>
+          <w:sz w:val="24"/>
+          <w:szCs w:val="24"/>
+        </w:rPr>
+        <w:t>Dark</w:t>
+      </w:r>
+      <w:proofErr w:type="spellEnd"/>
+      <w:r>
+        <w:rPr>
+          <w:rFonts w:ascii="Times New Roman" w:eastAsia="Times New Roman" w:hAnsi="Times New Roman" w:cs="Times New Roman"/>
+          <w:sz w:val="24"/>
+          <w:szCs w:val="24"/>
+        </w:rPr>
+        <w:t xml:space="preserve"> Red </w:t>
+      </w:r>
+      <w:proofErr w:type="spellStart"/>
+      <w:r>
+        <w:rPr>
+          <w:rFonts w:ascii="Times New Roman" w:eastAsia="Times New Roman" w:hAnsi="Times New Roman" w:cs="Times New Roman"/>
+          <w:sz w:val="24"/>
+          <w:szCs w:val="24"/>
+        </w:rPr>
+        <w:t>Morse’s</w:t>
+      </w:r>
+      <w:proofErr w:type="spellEnd"/>
+      <w:r>
+        <w:rPr>
+          <w:rFonts w:ascii="Times New Roman" w:eastAsia="Times New Roman" w:hAnsi="Times New Roman" w:cs="Times New Roman"/>
+          <w:sz w:val="24"/>
+          <w:szCs w:val="24"/>
+        </w:rPr>
+        <w:t xml:space="preserve"> </w:t>
+      </w:r>
+      <w:proofErr w:type="spellStart"/>
+      <w:r>
+        <w:rPr>
+          <w:rFonts w:ascii="Times New Roman" w:eastAsia="Times New Roman" w:hAnsi="Times New Roman" w:cs="Times New Roman"/>
+          <w:sz w:val="24"/>
+          <w:szCs w:val="24"/>
+        </w:rPr>
+        <w:t>Strain</w:t>
+      </w:r>
+      <w:proofErr w:type="spellEnd"/>
+      <w:r>
+        <w:rPr>
+          <w:rFonts w:ascii="Times New Roman" w:eastAsia="Times New Roman" w:hAnsi="Times New Roman" w:cs="Times New Roman"/>
+          <w:sz w:val="24"/>
+          <w:szCs w:val="24"/>
+        </w:rPr>
+        <w:t xml:space="preserve">’. El primero es una variedad </w:t>
+      </w:r>
+      <w:proofErr w:type="spellStart"/>
+      <w:r>
+        <w:rPr>
+          <w:rFonts w:ascii="Times New Roman" w:eastAsia="Times New Roman" w:hAnsi="Times New Roman" w:cs="Times New Roman"/>
+          <w:sz w:val="24"/>
+          <w:szCs w:val="24"/>
+        </w:rPr>
+        <w:t>semi-precoz</w:t>
+      </w:r>
+      <w:proofErr w:type="spellEnd"/>
+      <w:r>
+        <w:rPr>
+          <w:rFonts w:ascii="Times New Roman" w:eastAsia="Times New Roman" w:hAnsi="Times New Roman" w:cs="Times New Roman"/>
+          <w:sz w:val="24"/>
+          <w:szCs w:val="24"/>
+        </w:rPr>
+        <w:t xml:space="preserve">, con raíces redondas y follaje largo, mientras que el segundo es de maduración tardía, presenta raíces de forma redonda a ovalada y un follaje corto, pero con buena capacidad de conservación. También se cultivan otras variedades como ‘Crosby </w:t>
+      </w:r>
+      <w:proofErr w:type="spellStart"/>
+      <w:r>
+        <w:rPr>
+          <w:rFonts w:ascii="Times New Roman" w:eastAsia="Times New Roman" w:hAnsi="Times New Roman" w:cs="Times New Roman"/>
+          <w:sz w:val="24"/>
+          <w:szCs w:val="24"/>
+        </w:rPr>
+        <w:t>Egyptian</w:t>
+      </w:r>
+      <w:proofErr w:type="spellEnd"/>
+      <w:r>
+        <w:rPr>
+          <w:rFonts w:ascii="Times New Roman" w:eastAsia="Times New Roman" w:hAnsi="Times New Roman" w:cs="Times New Roman"/>
+          <w:sz w:val="24"/>
+          <w:szCs w:val="24"/>
+        </w:rPr>
+        <w:t xml:space="preserve">’, que destaca por su precocidad, raíces aplanadas u ovaladas y hojas largas; y el ‘Green Top </w:t>
+      </w:r>
+      <w:proofErr w:type="spellStart"/>
+      <w:r>
+        <w:rPr>
+          <w:rFonts w:ascii="Times New Roman" w:eastAsia="Times New Roman" w:hAnsi="Times New Roman" w:cs="Times New Roman"/>
+          <w:sz w:val="24"/>
+          <w:szCs w:val="24"/>
+        </w:rPr>
+        <w:t>Bunching</w:t>
+      </w:r>
+      <w:proofErr w:type="spellEnd"/>
+      <w:r>
+        <w:rPr>
+          <w:rFonts w:ascii="Times New Roman" w:eastAsia="Times New Roman" w:hAnsi="Times New Roman" w:cs="Times New Roman"/>
+          <w:sz w:val="24"/>
+          <w:szCs w:val="24"/>
+        </w:rPr>
+        <w:t xml:space="preserve">’, una variedad </w:t>
+      </w:r>
+      <w:proofErr w:type="spellStart"/>
+      <w:r>
+        <w:rPr>
+          <w:rFonts w:ascii="Times New Roman" w:eastAsia="Times New Roman" w:hAnsi="Times New Roman" w:cs="Times New Roman"/>
+          <w:sz w:val="24"/>
+          <w:szCs w:val="24"/>
+        </w:rPr>
+        <w:t>semi-precoz</w:t>
+      </w:r>
+      <w:proofErr w:type="spellEnd"/>
+      <w:r>
+        <w:rPr>
+          <w:rFonts w:ascii="Times New Roman" w:eastAsia="Times New Roman" w:hAnsi="Times New Roman" w:cs="Times New Roman"/>
+          <w:sz w:val="24"/>
+          <w:szCs w:val="24"/>
+        </w:rPr>
+        <w:t xml:space="preserve"> con raíces ovaladas y follaje de tamaño intermedio. Cabe resaltar que todos estos cultivares tienen un potencial de rendimiento superior a 30 toneladas por hectárea, cifra considerablemente mayor al promedio nacional, que se sitúa en aproximadamente 11 toneladas por hectárea </w:t>
       </w:r>
       <w:hyperlink r:id="rId14">
-        <w:r>
-          <w:rPr>
-            <w:rFonts w:ascii="Times New Roman" w:eastAsia="Times New Roman" w:hAnsi="Times New Roman" w:cs="Times New Roman"/>
-            <w:sz w:val="24"/>
-            <w:szCs w:val="24"/>
-          </w:rPr>
-          <w:t>(Montes et al., 2020)</w:t>
-        </w:r>
-      </w:hyperlink>
-      <w:r>
-        <w:rPr>
-          <w:rFonts w:ascii="Times New Roman" w:eastAsia="Times New Roman" w:hAnsi="Times New Roman" w:cs="Times New Roman"/>
-          <w:sz w:val="24"/>
-          <w:szCs w:val="24"/>
-        </w:rPr>
-        <w:t>.</w:t>
-      </w:r>
-    </w:p>
-    <w:p>
-      <w:pPr>
-        <w:spacing w:line="360" w:lineRule="auto"/>
-        <w:ind w:left="360"/>
-        <w:jc w:val="both"/>
-        <w:rPr>
-          <w:rFonts w:ascii="Times New Roman" w:eastAsia="Times New Roman" w:hAnsi="Times New Roman" w:cs="Times New Roman"/>
-          <w:sz w:val="24"/>
-          <w:szCs w:val="24"/>
-        </w:rPr>
-      </w:pPr>
-      <w:proofErr w:type="gramStart"/>
-      <w:r>
-        <w:rPr>
-          <w:rFonts w:ascii="Times New Roman" w:eastAsia="Times New Roman" w:hAnsi="Times New Roman" w:cs="Times New Roman"/>
-          <w:sz w:val="24"/>
-          <w:szCs w:val="24"/>
-        </w:rPr>
-        <w:t>.En</w:t>
-      </w:r>
-      <w:proofErr w:type="gramEnd"/>
-      <w:r>
-        <w:rPr>
-          <w:rFonts w:ascii="Times New Roman" w:eastAsia="Times New Roman" w:hAnsi="Times New Roman" w:cs="Times New Roman"/>
-          <w:sz w:val="24"/>
-          <w:szCs w:val="24"/>
-        </w:rPr>
-        <w:t xml:space="preserve"> el país, la disponibilidad de cultivares comerciales de betarraga es limitada, y la información sobre estos es escasa, lo que dificulta una elección informada al momento de la siembra. Entre los cultivares más comunes se encuentran ‘</w:t>
-      </w:r>
-      <w:proofErr w:type="spellStart"/>
-      <w:r>
-        <w:rPr>
-          <w:rFonts w:ascii="Times New Roman" w:eastAsia="Times New Roman" w:hAnsi="Times New Roman" w:cs="Times New Roman"/>
-          <w:sz w:val="24"/>
-          <w:szCs w:val="24"/>
-        </w:rPr>
-        <w:t>Early</w:t>
-      </w:r>
-      <w:proofErr w:type="spellEnd"/>
-      <w:r>
-        <w:rPr>
-          <w:rFonts w:ascii="Times New Roman" w:eastAsia="Times New Roman" w:hAnsi="Times New Roman" w:cs="Times New Roman"/>
-          <w:sz w:val="24"/>
-          <w:szCs w:val="24"/>
-        </w:rPr>
-        <w:t xml:space="preserve"> Wonder </w:t>
-      </w:r>
-      <w:proofErr w:type="spellStart"/>
-      <w:r>
-        <w:rPr>
-          <w:rFonts w:ascii="Times New Roman" w:eastAsia="Times New Roman" w:hAnsi="Times New Roman" w:cs="Times New Roman"/>
-          <w:sz w:val="24"/>
-          <w:szCs w:val="24"/>
-        </w:rPr>
-        <w:t>Tall</w:t>
-      </w:r>
-      <w:proofErr w:type="spellEnd"/>
-      <w:r>
-        <w:rPr>
-          <w:rFonts w:ascii="Times New Roman" w:eastAsia="Times New Roman" w:hAnsi="Times New Roman" w:cs="Times New Roman"/>
-          <w:sz w:val="24"/>
-          <w:szCs w:val="24"/>
-        </w:rPr>
-        <w:t xml:space="preserve"> Top’ y ‘Detroit </w:t>
-      </w:r>
-      <w:proofErr w:type="spellStart"/>
-      <w:r>
-        <w:rPr>
-          <w:rFonts w:ascii="Times New Roman" w:eastAsia="Times New Roman" w:hAnsi="Times New Roman" w:cs="Times New Roman"/>
-          <w:sz w:val="24"/>
-          <w:szCs w:val="24"/>
-        </w:rPr>
-        <w:t>Dark</w:t>
-      </w:r>
-      <w:proofErr w:type="spellEnd"/>
-      <w:r>
-        <w:rPr>
-          <w:rFonts w:ascii="Times New Roman" w:eastAsia="Times New Roman" w:hAnsi="Times New Roman" w:cs="Times New Roman"/>
-          <w:sz w:val="24"/>
-          <w:szCs w:val="24"/>
-        </w:rPr>
-        <w:t xml:space="preserve"> Red </w:t>
-      </w:r>
-      <w:proofErr w:type="spellStart"/>
-      <w:r>
-        <w:rPr>
-          <w:rFonts w:ascii="Times New Roman" w:eastAsia="Times New Roman" w:hAnsi="Times New Roman" w:cs="Times New Roman"/>
-          <w:sz w:val="24"/>
-          <w:szCs w:val="24"/>
-        </w:rPr>
-        <w:t>Morse’s</w:t>
-      </w:r>
-      <w:proofErr w:type="spellEnd"/>
-      <w:r>
-        <w:rPr>
-          <w:rFonts w:ascii="Times New Roman" w:eastAsia="Times New Roman" w:hAnsi="Times New Roman" w:cs="Times New Roman"/>
-          <w:sz w:val="24"/>
-          <w:szCs w:val="24"/>
-        </w:rPr>
-        <w:t xml:space="preserve"> </w:t>
-      </w:r>
-      <w:proofErr w:type="spellStart"/>
-      <w:r>
-        <w:rPr>
-          <w:rFonts w:ascii="Times New Roman" w:eastAsia="Times New Roman" w:hAnsi="Times New Roman" w:cs="Times New Roman"/>
-          <w:sz w:val="24"/>
-          <w:szCs w:val="24"/>
-        </w:rPr>
-        <w:t>Strain</w:t>
-      </w:r>
-      <w:proofErr w:type="spellEnd"/>
-      <w:r>
-        <w:rPr>
-          <w:rFonts w:ascii="Times New Roman" w:eastAsia="Times New Roman" w:hAnsi="Times New Roman" w:cs="Times New Roman"/>
-          <w:sz w:val="24"/>
-          <w:szCs w:val="24"/>
-        </w:rPr>
-        <w:t xml:space="preserve">’. El primero es una variedad </w:t>
-      </w:r>
-      <w:proofErr w:type="spellStart"/>
-      <w:r>
-        <w:rPr>
-          <w:rFonts w:ascii="Times New Roman" w:eastAsia="Times New Roman" w:hAnsi="Times New Roman" w:cs="Times New Roman"/>
-          <w:sz w:val="24"/>
-          <w:szCs w:val="24"/>
-        </w:rPr>
-        <w:t>semi-precoz</w:t>
-      </w:r>
-      <w:proofErr w:type="spellEnd"/>
-      <w:r>
-        <w:rPr>
-          <w:rFonts w:ascii="Times New Roman" w:eastAsia="Times New Roman" w:hAnsi="Times New Roman" w:cs="Times New Roman"/>
-          <w:sz w:val="24"/>
-          <w:szCs w:val="24"/>
-        </w:rPr>
-        <w:t xml:space="preserve">, con raíces redondas y follaje largo, mientras que el segundo es de maduración tardía, presenta raíces de forma redonda a ovalada y un follaje corto, pero con buena capacidad de conservación. También se cultivan otras variedades como ‘Crosby </w:t>
-      </w:r>
-      <w:proofErr w:type="spellStart"/>
-      <w:r>
-        <w:rPr>
-          <w:rFonts w:ascii="Times New Roman" w:eastAsia="Times New Roman" w:hAnsi="Times New Roman" w:cs="Times New Roman"/>
-          <w:sz w:val="24"/>
-          <w:szCs w:val="24"/>
-        </w:rPr>
-        <w:t>Egyptian</w:t>
-      </w:r>
-      <w:proofErr w:type="spellEnd"/>
-      <w:r>
-        <w:rPr>
-          <w:rFonts w:ascii="Times New Roman" w:eastAsia="Times New Roman" w:hAnsi="Times New Roman" w:cs="Times New Roman"/>
-          <w:sz w:val="24"/>
-          <w:szCs w:val="24"/>
-        </w:rPr>
-        <w:t xml:space="preserve">’, que destaca por su precocidad, raíces aplanadas u ovaladas y hojas largas; y el ‘Green Top </w:t>
-      </w:r>
-      <w:proofErr w:type="spellStart"/>
-      <w:r>
-        <w:rPr>
-          <w:rFonts w:ascii="Times New Roman" w:eastAsia="Times New Roman" w:hAnsi="Times New Roman" w:cs="Times New Roman"/>
-          <w:sz w:val="24"/>
-          <w:szCs w:val="24"/>
-        </w:rPr>
-        <w:t>Bunching</w:t>
-      </w:r>
-      <w:proofErr w:type="spellEnd"/>
-      <w:r>
-        <w:rPr>
-          <w:rFonts w:ascii="Times New Roman" w:eastAsia="Times New Roman" w:hAnsi="Times New Roman" w:cs="Times New Roman"/>
-          <w:sz w:val="24"/>
-          <w:szCs w:val="24"/>
-        </w:rPr>
-        <w:t xml:space="preserve">’, una variedad </w:t>
-      </w:r>
-      <w:proofErr w:type="spellStart"/>
-      <w:r>
-        <w:rPr>
-          <w:rFonts w:ascii="Times New Roman" w:eastAsia="Times New Roman" w:hAnsi="Times New Roman" w:cs="Times New Roman"/>
-          <w:sz w:val="24"/>
-          <w:szCs w:val="24"/>
-        </w:rPr>
-        <w:t>semi-precoz</w:t>
-      </w:r>
-      <w:proofErr w:type="spellEnd"/>
-      <w:r>
-        <w:rPr>
-          <w:rFonts w:ascii="Times New Roman" w:eastAsia="Times New Roman" w:hAnsi="Times New Roman" w:cs="Times New Roman"/>
-          <w:sz w:val="24"/>
-          <w:szCs w:val="24"/>
-        </w:rPr>
-        <w:t xml:space="preserve"> con raíces ovaladas y follaje de tamaño intermedio. Cabe resaltar que todos estos cultivares tienen un potencial de rendimiento superior a 30 toneladas por hectárea, cifra considerablemente mayor al promedio nacional, que se sitúa en aproximadamente 11 toneladas por hectárea </w:t>
-      </w:r>
-      <w:hyperlink r:id="rId15">
         <w:r>
           <w:rPr>
             <w:rFonts w:ascii="Times New Roman" w:eastAsia="Times New Roman" w:hAnsi="Times New Roman" w:cs="Times New Roman"/>
@@ -1298,7 +1261,7 @@
           <w:sz w:val="24"/>
           <w:szCs w:val="24"/>
         </w:rPr>
-        <w:t xml:space="preserve">. En </w:t>
+        <w:t xml:space="preserve">. En estos estudios, la remolacha azucarera mostró resistencia a las heladas, pero bajos rendimientos (menos de 6.6 t/ha) debido al estrés hídrico. En contraste, la remolacha </w:t>
       </w:r>
       <w:r>
         <w:rPr>
@@ -1307,7 +1270,7 @@
           <w:szCs w:val="24"/>
         </w:rPr>
         <w:lastRenderedPageBreak/>
-        <w:t xml:space="preserve">estos estudios, la remolacha azucarera mostró resistencia a las heladas, pero bajos rendimientos (menos de 6.6 t/ha) debido al estrés hídrico. En contraste, la remolacha forrajera, cultivada con riego complementario a 3718 m </w:t>
+        <w:t xml:space="preserve">forrajera, cultivada con riego complementario a 3718 m </w:t>
       </w:r>
       <w:proofErr w:type="spellStart"/>
       <w:r>
@@ -1327,7 +1290,7 @@
         </w:rPr>
         <w:t xml:space="preserve">., alcanzó altos rendimientos (hasta 62.95 t/ha), demostrando mejor adaptación a las condiciones de altitud con manejo adecuado del agua </w:t>
       </w:r>
-      <w:hyperlink r:id="rId16">
+      <w:hyperlink r:id="rId15">
         <w:r>
           <w:rPr>
             <w:rFonts w:ascii="Times New Roman" w:eastAsia="Times New Roman" w:hAnsi="Times New Roman" w:cs="Times New Roman"/>
@@ -1337,6 +1300,59 @@
           <w:t>(Rojas, 2018)</w:t>
         </w:r>
       </w:hyperlink>
+      <w:r>
+        <w:rPr>
+          <w:rFonts w:ascii="Times New Roman" w:eastAsia="Times New Roman" w:hAnsi="Times New Roman" w:cs="Times New Roman"/>
+          <w:sz w:val="24"/>
+          <w:szCs w:val="24"/>
+        </w:rPr>
+        <w:t xml:space="preserve">. </w:t>
+      </w:r>
+      <w:r>
+        <w:rPr>
+          <w:rFonts w:ascii="Times New Roman" w:eastAsia="Times New Roman" w:hAnsi="Times New Roman" w:cs="Times New Roman"/>
+          <w:sz w:val="24"/>
+          <w:szCs w:val="24"/>
+          <w:highlight w:val="white"/>
+        </w:rPr>
+        <w:t xml:space="preserve">En América Latina se produce principalmente la variedad cruenta para consumo de mesa </w:t>
+      </w:r>
+      <w:hyperlink r:id="rId16">
+        <w:r>
+          <w:rPr>
+            <w:rFonts w:ascii="Times New Roman" w:eastAsia="Times New Roman" w:hAnsi="Times New Roman" w:cs="Times New Roman"/>
+            <w:sz w:val="24"/>
+            <w:szCs w:val="24"/>
+          </w:rPr>
+          <w:t>(Montes et </w:t>
+        </w:r>
+        <w:proofErr w:type="spellStart"/>
+        <w:r>
+          <w:rPr>
+            <w:rFonts w:ascii="Times New Roman" w:eastAsia="Times New Roman" w:hAnsi="Times New Roman" w:cs="Times New Roman"/>
+            <w:sz w:val="24"/>
+            <w:szCs w:val="24"/>
+          </w:rPr>
+          <w:t>al</w:t>
+        </w:r>
+        <w:proofErr w:type="spellEnd"/>
+        <w:r>
+          <w:rPr>
+            <w:rFonts w:ascii="Times New Roman" w:eastAsia="Times New Roman" w:hAnsi="Times New Roman" w:cs="Times New Roman"/>
+            <w:sz w:val="24"/>
+            <w:szCs w:val="24"/>
+          </w:rPr>
+          <w:t>., 2020)</w:t>
+        </w:r>
+      </w:hyperlink>
+      <w:r>
+        <w:rPr>
+          <w:rFonts w:ascii="Times New Roman" w:eastAsia="Times New Roman" w:hAnsi="Times New Roman" w:cs="Times New Roman"/>
+          <w:sz w:val="24"/>
+          <w:szCs w:val="24"/>
+        </w:rPr>
+        <w:t>.</w:t>
+      </w:r>
     </w:p>
     <w:p>
       <w:pPr>
@@ -1721,25 +1737,7 @@
           <w:sz w:val="24"/>
           <w:szCs w:val="24"/>
         </w:rPr>
-        <w:t xml:space="preserve">compuesta por cinco cultivares comerciales o experimentales de </w:t>
-      </w:r>
-      <w:proofErr w:type="spellStart"/>
-      <w:r>
-        <w:rPr>
-          <w:rFonts w:ascii="Times New Roman" w:eastAsia="Times New Roman" w:hAnsi="Times New Roman" w:cs="Times New Roman"/>
-          <w:sz w:val="24"/>
-          <w:szCs w:val="24"/>
-        </w:rPr>
-        <w:t>beterra</w:t>
-      </w:r>
-      <w:proofErr w:type="spellEnd"/>
-      <w:r>
-        <w:rPr>
-          <w:rFonts w:ascii="Times New Roman" w:eastAsia="Times New Roman" w:hAnsi="Times New Roman" w:cs="Times New Roman"/>
-          <w:sz w:val="24"/>
-          <w:szCs w:val="24"/>
-        </w:rPr>
-        <w:t>, cultivados en parcelas experimentales.</w:t>
+        <w:t>compuesta por cinco cultivares comerciales o experimentales de beterra, cultivados en parcelas experimentales.</w:t>
       </w:r>
     </w:p>
     <w:p>
@@ -1816,7 +1814,6 @@
         <w:jc w:val="both"/>
       </w:pPr>
       <w:r>
-        <w:lastRenderedPageBreak/>
         <w:t xml:space="preserve"> Variables de estudio</w:t>
       </w:r>
     </w:p>
@@ -1883,6 +1880,7 @@
           <w:sz w:val="24"/>
           <w:szCs w:val="24"/>
         </w:rPr>
+        <w:lastRenderedPageBreak/>
         <w:t>Cultivares de beterraga</w:t>
       </w:r>
     </w:p>
@@ -2790,29 +2788,29 @@
           <w:sz w:val="24"/>
           <w:szCs w:val="24"/>
         </w:rPr>
+        <w:t>Se instalará un experimento, bajo un diseño de bloques completamente al azar (DBCA), conformado por cinco tratamientos distribuídos en cuatro bloques, con un total de 20 unidades experimentales.</w:t>
+      </w:r>
+    </w:p>
+    <w:p>
+      <w:pPr>
+        <w:spacing w:before="240" w:after="240" w:line="360" w:lineRule="auto"/>
+        <w:jc w:val="both"/>
+        <w:rPr>
+          <w:rFonts w:ascii="Times New Roman" w:eastAsia="Times New Roman" w:hAnsi="Times New Roman" w:cs="Times New Roman"/>
+          <w:i/>
+          <w:sz w:val="24"/>
+          <w:szCs w:val="24"/>
+        </w:rPr>
+      </w:pPr>
+      <w:r>
+        <w:rPr>
+          <w:rFonts w:ascii="Times New Roman" w:eastAsia="Times New Roman" w:hAnsi="Times New Roman" w:cs="Times New Roman"/>
+          <w:b/>
+          <w:i/>
+          <w:sz w:val="24"/>
+          <w:szCs w:val="24"/>
+        </w:rPr>
         <w:lastRenderedPageBreak/>
-        <w:t>Se instalará un experimento, bajo un diseño de bloques completamente al azar (DBCA), conformado por cinco tratamientos distribuídos en cuatro bloques, con un total de 20 unidades experimentales.</w:t>
-      </w:r>
-    </w:p>
-    <w:p>
-      <w:pPr>
-        <w:spacing w:before="240" w:after="240" w:line="360" w:lineRule="auto"/>
-        <w:jc w:val="both"/>
-        <w:rPr>
-          <w:rFonts w:ascii="Times New Roman" w:eastAsia="Times New Roman" w:hAnsi="Times New Roman" w:cs="Times New Roman"/>
-          <w:i/>
-          <w:sz w:val="24"/>
-          <w:szCs w:val="24"/>
-        </w:rPr>
-      </w:pPr>
-      <w:r>
-        <w:rPr>
-          <w:rFonts w:ascii="Times New Roman" w:eastAsia="Times New Roman" w:hAnsi="Times New Roman" w:cs="Times New Roman"/>
-          <w:b/>
-          <w:i/>
-          <w:sz w:val="24"/>
-          <w:szCs w:val="24"/>
-        </w:rPr>
         <w:t xml:space="preserve">Tabla 01. </w:t>
       </w:r>
       <w:r>
@@ -3664,7 +3662,6 @@
           <w:sz w:val="24"/>
           <w:szCs w:val="24"/>
         </w:rPr>
-        <w:lastRenderedPageBreak/>
         <w:t>6.2.6</w:t>
       </w:r>
       <w:r>
@@ -3776,6 +3773,7 @@
           <w:sz w:val="24"/>
           <w:szCs w:val="24"/>
         </w:rPr>
+        <w:lastRenderedPageBreak/>
         <w:t xml:space="preserve">En cuanto a la </w:t>
       </w:r>
       <w:r>
@@ -4343,7 +4341,6 @@
           <w:sz w:val="24"/>
           <w:szCs w:val="24"/>
         </w:rPr>
-        <w:lastRenderedPageBreak/>
         <w:t>6.5.2</w:t>
       </w:r>
       <w:r>
@@ -4460,6 +4457,7 @@
           <w:sz w:val="24"/>
           <w:szCs w:val="24"/>
         </w:rPr>
+        <w:lastRenderedPageBreak/>
         <w:t>Se registrará el número de...</w:t>
       </w:r>
     </w:p>
@@ -4990,7 +4988,6 @@
           <w:sz w:val="24"/>
           <w:szCs w:val="24"/>
         </w:rPr>
-        <w:lastRenderedPageBreak/>
         <w:t>De manera visual se contará el.</w:t>
       </w:r>
     </w:p>
@@ -5066,6 +5063,7 @@
       <w:bookmarkStart w:id="1" w:name="_bpxgmc5l3x8t" w:colFirst="0" w:colLast="0"/>
       <w:bookmarkEnd w:id="1"/>
       <w:r>
+        <w:lastRenderedPageBreak/>
         <w:t>6.6</w:t>
       </w:r>
       <w:r>
@@ -6162,7 +6160,6 @@
           <w:sz w:val="24"/>
           <w:szCs w:val="24"/>
         </w:rPr>
-        <w:lastRenderedPageBreak/>
         <w:t>Referencias bibliográficas</w:t>
       </w:r>
     </w:p>
@@ -6224,7 +6221,16 @@
             <w:sz w:val="24"/>
             <w:szCs w:val="24"/>
           </w:rPr>
-          <w:t>. https://repositorio.inia.gob.pe/server/api/core/bitstreams/b9b2dc4c-db14-4494-b7c7-729a71e4f0e6/content</w:t>
+          <w:t xml:space="preserve">. </w:t>
+        </w:r>
+        <w:r>
+          <w:rPr>
+            <w:rFonts w:ascii="Times New Roman" w:hAnsi="Times New Roman" w:cs="Times New Roman"/>
+            <w:sz w:val="24"/>
+            <w:szCs w:val="24"/>
+          </w:rPr>
+          <w:lastRenderedPageBreak/>
+          <w:t>https://repositorio.inia.gob.pe/server/api/core/bitstreams/b9b2dc4c-db14-4494-b7c7-729a71e4f0e6/content</w:t>
         </w:r>
       </w:hyperlink>
     </w:p>
